--- a/ru/wisdom-stories/words-and-silence.docx
+++ b/ru/wisdom-stories/words-and-silence.docx
@@ -40,7 +40,7 @@
         <w:rPr>
           <w:lang/>
         </w:rPr>
-        <w:t>Если слово ранит сердце, а фраза погасит надежду, остановись и подумай, прежде чем произнести её.</w:t>
+        <w:t xml:space="preserve">Если слово может ранить сердце, а фраза — погасить надежду, остановись и подумай, прежде чем произнести её.</w:t>
       </w:r>
     </w:p>
     <w:p>
